--- a/Versions-html-and-docx/section_intro_v4.docx
+++ b/Versions-html-and-docx/section_intro_v4.docx
@@ -440,7 +440,7 @@
                 <w:b w:val="0"/>
                 <w:sz w:val="18"/>
               </w:rPr>
-              <w:t>Studio On Line / Orchestre de Lyon</w:t>
+              <w:t>Studio On Line</w:t>
             </w:r>
           </w:p>
         </w:tc>
@@ -476,7 +476,7 @@
                 <w:b w:val="0"/>
                 <w:sz w:val="18"/>
               </w:rPr>
-              <w:t>IRCAM / Orchestre de Lyon</w:t>
+              <w:t>IRCAM / EIC</w:t>
             </w:r>
           </w:p>
         </w:tc>
@@ -514,7 +514,7 @@
                 <w:b w:val="0"/>
                 <w:sz w:val="18"/>
               </w:rPr>
-              <w:t>Extension personnelle</w:t>
+              <w:t>Ajouts de provenances diverses</w:t>
             </w:r>
           </w:p>
         </w:tc>
@@ -550,7 +550,7 @@
                 <w:b w:val="0"/>
                 <w:sz w:val="18"/>
               </w:rPr>
-              <w:t>Analyse propre</w:t>
+              <w:t>VSL, Con Timbre, échantillons personnels</w:t>
             </w:r>
           </w:p>
         </w:tc>

--- a/Versions-html-and-docx/section_intro_v4.docx
+++ b/Versions-html-and-docx/section_intro_v4.docx
@@ -1816,7 +1816,7 @@
                 <w:b w:val="0"/>
                 <w:sz w:val="18"/>
               </w:rPr>
-              <w:t>bouche, tour, lune</w:t>
+              <w:t>bouche</w:t>
             </w:r>
           </w:p>
         </w:tc>
@@ -1908,7 +1908,7 @@
                 <w:b w:val="0"/>
                 <w:sz w:val="18"/>
               </w:rPr>
-              <w:t>beau, sol, voix</w:t>
+              <w:t>beau</w:t>
             </w:r>
           </w:p>
         </w:tc>
@@ -2092,7 +2092,7 @@
                 <w:b w:val="0"/>
                 <w:sz w:val="18"/>
               </w:rPr>
-              <w:t>pas, classe, chant</w:t>
+              <w:t>pas, classe</w:t>
             </w:r>
           </w:p>
         </w:tc>
@@ -2184,7 +2184,7 @@
                 <w:b w:val="0"/>
                 <w:sz w:val="18"/>
               </w:rPr>
-              <w:t>fée, étoile, regard</w:t>
+              <w:t>fée, étoile</w:t>
             </w:r>
           </w:p>
         </w:tc>
@@ -2276,7 +2276,7 @@
                 <w:b w:val="0"/>
                 <w:sz w:val="18"/>
               </w:rPr>
-              <w:t>vie, siffler, ici</w:t>
+              <w:t>vie, siffler</w:t>
             </w:r>
           </w:p>
         </w:tc>

--- a/Versions-html-and-docx/section_intro_v4.docx
+++ b/Versions-html-and-docx/section_intro_v4.docx
@@ -1816,7 +1816,7 @@
                 <w:b w:val="0"/>
                 <w:sz w:val="18"/>
               </w:rPr>
-              <w:t>bouche, tour, lune</w:t>
+              <w:t>bouche, tour</w:t>
             </w:r>
           </w:p>
         </w:tc>
@@ -1908,7 +1908,7 @@
                 <w:b w:val="0"/>
                 <w:sz w:val="18"/>
               </w:rPr>
-              <w:t>beau, sol, voix</w:t>
+              <w:t>beau, veau</w:t>
             </w:r>
           </w:p>
         </w:tc>
@@ -2092,7 +2092,7 @@
                 <w:b w:val="0"/>
                 <w:sz w:val="18"/>
               </w:rPr>
-              <w:t>pas, classe, chant</w:t>
+              <w:t>pas, classe</w:t>
             </w:r>
           </w:p>
         </w:tc>
@@ -2184,7 +2184,7 @@
                 <w:b w:val="0"/>
                 <w:sz w:val="18"/>
               </w:rPr>
-              <w:t>fée, étoile, regard</w:t>
+              <w:t>fée, étoile</w:t>
             </w:r>
           </w:p>
         </w:tc>
@@ -2276,7 +2276,7 @@
                 <w:b w:val="0"/>
                 <w:sz w:val="18"/>
               </w:rPr>
-              <w:t>vie, siffler, ici</w:t>
+              <w:t>vie, siffler</w:t>
             </w:r>
           </w:p>
         </w:tc>
